--- a/assets/articles/YEAR2026/Containerization-and-Orchestration/Docker/docker-installation-and-configuration.docx
+++ b/assets/articles/YEAR2026/Containerization-and-Orchestration/Docker/docker-installation-and-configuration.docx
@@ -5,794 +5,829 @@
     <w:p>
       <w:pPr>
         <w:rPr>
-          <w:rFonts w:ascii="Google Sans" w:hAnsi="Google Sans" w:cs="Google Sans"/>
-          <w:color w:val="404040" w:themeColor="text1" w:themeTint="BF"/>
-          <w:sz w:val="24"/>
-          <w:szCs w:val="24"/>
-        </w:rPr>
-      </w:pPr>
-      <w:r>
-        <w:rPr>
-          <w:rFonts w:ascii="Google Sans" w:hAnsi="Google Sans" w:cs="Google Sans"/>
-          <w:color w:val="404040" w:themeColor="text1" w:themeTint="BF"/>
-          <w:sz w:val="24"/>
-          <w:szCs w:val="24"/>
-        </w:rPr>
-        <w:t>Docker Installation</w:t>
-      </w:r>
-      <w:r>
-        <w:rPr>
-          <w:rFonts w:ascii="Google Sans" w:hAnsi="Google Sans" w:cs="Google Sans"/>
-          <w:color w:val="404040" w:themeColor="text1" w:themeTint="BF"/>
-          <w:sz w:val="24"/>
-          <w:szCs w:val="24"/>
-        </w:rPr>
-        <w:t xml:space="preserve"> - Manual</w:t>
-      </w:r>
-    </w:p>
-    <w:p>
-      <w:pPr>
-        <w:rPr>
-          <w:rFonts w:ascii="Google Sans" w:hAnsi="Google Sans" w:cs="Google Sans"/>
-          <w:color w:val="404040" w:themeColor="text1" w:themeTint="BF"/>
-          <w:sz w:val="20"/>
-          <w:szCs w:val="20"/>
-        </w:rPr>
-      </w:pPr>
-      <w:hyperlink r:id="rId7" w:history="1">
-        <w:r>
-          <w:rPr>
-            <w:rStyle w:val="Hyperlink"/>
-            <w:rFonts w:ascii="Google Sans" w:hAnsi="Google Sans" w:cs="Google Sans"/>
-            <w:color w:val="404040" w:themeColor="text1" w:themeTint="BF"/>
-            <w:sz w:val="20"/>
-            <w:szCs w:val="20"/>
-          </w:rPr>
-          <w:t>https://docs.docker.com/engine/install/centos/</w:t>
-        </w:r>
-      </w:hyperlink>
-    </w:p>
-    <w:p>
-      <w:pPr>
-        <w:rPr>
-          <w:rFonts w:ascii="Google Sans" w:hAnsi="Google Sans" w:cs="Google Sans"/>
-          <w:color w:val="404040" w:themeColor="text1" w:themeTint="BF"/>
-          <w:sz w:val="20"/>
-          <w:szCs w:val="20"/>
-        </w:rPr>
-      </w:pPr>
-    </w:p>
-    <w:p>
-      <w:pPr>
-        <w:rPr>
-          <w:rFonts w:ascii="Google Sans" w:hAnsi="Google Sans" w:cs="Google Sans"/>
-          <w:color w:val="404040" w:themeColor="text1" w:themeTint="BF"/>
-          <w:sz w:val="20"/>
-          <w:szCs w:val="20"/>
-        </w:rPr>
-      </w:pPr>
-      <w:r>
-        <w:rPr>
-          <w:rFonts w:ascii="Google Sans" w:hAnsi="Google Sans" w:cs="Google Sans"/>
-          <w:color w:val="404040" w:themeColor="text1" w:themeTint="BF"/>
-          <w:sz w:val="20"/>
-          <w:szCs w:val="20"/>
-        </w:rPr>
-        <w:t>Uninstall old versions</w:t>
-      </w:r>
-    </w:p>
-    <w:p>
-      <w:pPr>
-        <w:rPr>
-          <w:rFonts w:ascii="0xProto Nerd Font" w:hAnsi="0xProto Nerd Font" w:cs="Google Sans"/>
-          <w:color w:val="404040" w:themeColor="text1" w:themeTint="BF"/>
-          <w:sz w:val="16"/>
-          <w:szCs w:val="16"/>
-        </w:rPr>
-      </w:pPr>
-      <w:r>
-        <w:rPr>
-          <w:rFonts w:ascii="0xProto Nerd Font" w:hAnsi="0xProto Nerd Font" w:cs="Google Sans"/>
-          <w:color w:val="70AD47" w:themeColor="accent6"/>
-          <w:sz w:val="16"/>
-          <w:szCs w:val="16"/>
-        </w:rPr>
-        <w:t xml:space="preserve">[corporealsoul@corporealsoul-server ~]$ </w:t>
-      </w:r>
-      <w:r>
-        <w:rPr>
-          <w:rFonts w:ascii="0xProto Nerd Font" w:hAnsi="0xProto Nerd Font" w:cs="Google Sans"/>
-          <w:color w:val="404040" w:themeColor="text1" w:themeTint="BF"/>
-          <w:sz w:val="16"/>
-          <w:szCs w:val="16"/>
-        </w:rPr>
-        <w:t>sudo dnf remove docker</w:t>
-      </w:r>
-      <w:r>
-        <w:rPr>
-          <w:rFonts w:ascii="0xProto Nerd Font" w:hAnsi="0xProto Nerd Font" w:cs="Google Sans"/>
+          <w:rFonts w:ascii="0xProto Nerd Font" w:hAnsi="0xProto Nerd Font"/>
+          <w:color w:val="404040" w:themeColor="text1" w:themeTint="BF"/>
+          <w:sz w:val="18"/>
+          <w:szCs w:val="18"/>
+        </w:rPr>
+      </w:pPr>
+      <w:r>
+        <w:rPr>
+          <w:rFonts w:ascii="0xProto Nerd Font" w:hAnsi="0xProto Nerd Font"/>
+          <w:color w:val="404040" w:themeColor="text1" w:themeTint="BF"/>
+          <w:sz w:val="18"/>
+          <w:szCs w:val="18"/>
+        </w:rPr>
+        <w:t>https://docs.docker.com/engine/install/centos/</w:t>
+      </w:r>
+    </w:p>
+    <w:p>
+      <w:pPr>
+        <w:rPr>
+          <w:rFonts w:ascii="0xProto Nerd Font" w:hAnsi="0xProto Nerd Font"/>
+          <w:color w:val="404040" w:themeColor="text1" w:themeTint="BF"/>
+          <w:sz w:val="18"/>
+          <w:szCs w:val="18"/>
+        </w:rPr>
+      </w:pPr>
+    </w:p>
+    <w:p>
+      <w:pPr>
+        <w:rPr>
+          <w:rFonts w:ascii="0xProto Nerd Font" w:hAnsi="0xProto Nerd Font"/>
+          <w:color w:val="404040" w:themeColor="text1" w:themeTint="BF"/>
+          <w:sz w:val="18"/>
+          <w:szCs w:val="18"/>
+        </w:rPr>
+      </w:pPr>
+      <w:r>
+        <w:rPr>
+          <w:rFonts w:ascii="0xProto Nerd Font" w:hAnsi="0xProto Nerd Font"/>
+          <w:color w:val="404040" w:themeColor="text1" w:themeTint="BF"/>
+          <w:sz w:val="18"/>
+          <w:szCs w:val="18"/>
+        </w:rPr>
+        <w:t>https://docs.docker.com/engine/install/linux-postinstall/</w:t>
+      </w:r>
+    </w:p>
+    <w:p>
+      <w:pPr>
+        <w:rPr>
+          <w:rFonts w:ascii="0xProto Nerd Font" w:hAnsi="0xProto Nerd Font"/>
+          <w:color w:val="404040" w:themeColor="text1" w:themeTint="BF"/>
+          <w:sz w:val="18"/>
+          <w:szCs w:val="18"/>
+        </w:rPr>
+      </w:pPr>
+    </w:p>
+    <w:p>
+      <w:pPr>
+        <w:rPr>
+          <w:rFonts w:ascii="0xProto Nerd Font" w:hAnsi="0xProto Nerd Font"/>
+          <w:color w:val="404040" w:themeColor="text1" w:themeTint="BF"/>
+          <w:sz w:val="16"/>
+          <w:szCs w:val="16"/>
+        </w:rPr>
+      </w:pPr>
+      <w:r>
+        <w:rPr>
+          <w:rFonts w:ascii="0xProto Nerd Font" w:hAnsi="0xProto Nerd Font"/>
+          <w:color w:val="00B050"/>
+          <w:sz w:val="16"/>
+          <w:szCs w:val="16"/>
+        </w:rPr>
+        <w:t xml:space="preserve">└─▪ </w:t>
+      </w:r>
+      <w:r>
+        <w:rPr>
+          <w:rFonts w:ascii="0xProto Nerd Font" w:hAnsi="0xProto Nerd Font"/>
+          <w:color w:val="404040" w:themeColor="text1" w:themeTint="BF"/>
+          <w:sz w:val="16"/>
+          <w:szCs w:val="16"/>
+        </w:rPr>
+        <w:t xml:space="preserve">sudo </w:t>
+      </w:r>
+      <w:proofErr w:type="spellStart"/>
+      <w:r>
+        <w:rPr>
+          <w:rFonts w:ascii="0xProto Nerd Font" w:hAnsi="0xProto Nerd Font"/>
+          <w:color w:val="404040" w:themeColor="text1" w:themeTint="BF"/>
+          <w:sz w:val="16"/>
+          <w:szCs w:val="16"/>
+        </w:rPr>
+        <w:t>dnf</w:t>
+      </w:r>
+      <w:proofErr w:type="spellEnd"/>
+      <w:r>
+        <w:rPr>
+          <w:rFonts w:ascii="0xProto Nerd Font" w:hAnsi="0xProto Nerd Font"/>
+          <w:color w:val="404040" w:themeColor="text1" w:themeTint="BF"/>
+          <w:sz w:val="16"/>
+          <w:szCs w:val="16"/>
+        </w:rPr>
+        <w:t xml:space="preserve"> remove docker \</w:t>
+      </w:r>
+    </w:p>
+    <w:p>
+      <w:pPr>
+        <w:rPr>
+          <w:rFonts w:ascii="0xProto Nerd Font" w:hAnsi="0xProto Nerd Font"/>
+          <w:color w:val="404040" w:themeColor="text1" w:themeTint="BF"/>
+          <w:sz w:val="16"/>
+          <w:szCs w:val="16"/>
+        </w:rPr>
+      </w:pPr>
+      <w:r>
+        <w:rPr>
+          <w:rFonts w:ascii="0xProto Nerd Font" w:hAnsi="0xProto Nerd Font"/>
+          <w:color w:val="404040" w:themeColor="text1" w:themeTint="BF"/>
+          <w:sz w:val="16"/>
+          <w:szCs w:val="16"/>
+        </w:rPr>
+        <w:t xml:space="preserve">                  docker-client \</w:t>
+      </w:r>
+    </w:p>
+    <w:p>
+      <w:pPr>
+        <w:rPr>
+          <w:rFonts w:ascii="0xProto Nerd Font" w:hAnsi="0xProto Nerd Font"/>
+          <w:color w:val="404040" w:themeColor="text1" w:themeTint="BF"/>
+          <w:sz w:val="16"/>
+          <w:szCs w:val="16"/>
+        </w:rPr>
+      </w:pPr>
+      <w:r>
+        <w:rPr>
+          <w:rFonts w:ascii="0xProto Nerd Font" w:hAnsi="0xProto Nerd Font"/>
+          <w:color w:val="404040" w:themeColor="text1" w:themeTint="BF"/>
+          <w:sz w:val="16"/>
+          <w:szCs w:val="16"/>
+        </w:rPr>
+        <w:t xml:space="preserve">                  docker-client-latest \</w:t>
+      </w:r>
+    </w:p>
+    <w:p>
+      <w:pPr>
+        <w:rPr>
+          <w:rFonts w:ascii="0xProto Nerd Font" w:hAnsi="0xProto Nerd Font"/>
+          <w:color w:val="404040" w:themeColor="text1" w:themeTint="BF"/>
+          <w:sz w:val="16"/>
+          <w:szCs w:val="16"/>
+        </w:rPr>
+      </w:pPr>
+      <w:r>
+        <w:rPr>
+          <w:rFonts w:ascii="0xProto Nerd Font" w:hAnsi="0xProto Nerd Font"/>
+          <w:color w:val="404040" w:themeColor="text1" w:themeTint="BF"/>
+          <w:sz w:val="16"/>
+          <w:szCs w:val="16"/>
+        </w:rPr>
+        <w:t xml:space="preserve">                  docker-common \</w:t>
+      </w:r>
+    </w:p>
+    <w:p>
+      <w:pPr>
+        <w:rPr>
+          <w:rFonts w:ascii="0xProto Nerd Font" w:hAnsi="0xProto Nerd Font"/>
+          <w:color w:val="404040" w:themeColor="text1" w:themeTint="BF"/>
+          <w:sz w:val="16"/>
+          <w:szCs w:val="16"/>
+        </w:rPr>
+      </w:pPr>
+      <w:r>
+        <w:rPr>
+          <w:rFonts w:ascii="0xProto Nerd Font" w:hAnsi="0xProto Nerd Font"/>
+          <w:color w:val="404040" w:themeColor="text1" w:themeTint="BF"/>
+          <w:sz w:val="16"/>
+          <w:szCs w:val="16"/>
+        </w:rPr>
+        <w:t xml:space="preserve">                  docker-latest \</w:t>
+      </w:r>
+    </w:p>
+    <w:p>
+      <w:pPr>
+        <w:rPr>
+          <w:rFonts w:ascii="0xProto Nerd Font" w:hAnsi="0xProto Nerd Font"/>
+          <w:color w:val="404040" w:themeColor="text1" w:themeTint="BF"/>
+          <w:sz w:val="16"/>
+          <w:szCs w:val="16"/>
+        </w:rPr>
+      </w:pPr>
+      <w:r>
+        <w:rPr>
+          <w:rFonts w:ascii="0xProto Nerd Font" w:hAnsi="0xProto Nerd Font"/>
+          <w:color w:val="404040" w:themeColor="text1" w:themeTint="BF"/>
+          <w:sz w:val="16"/>
+          <w:szCs w:val="16"/>
+        </w:rPr>
+        <w:t xml:space="preserve">                  docker-latest-</w:t>
+      </w:r>
+      <w:proofErr w:type="spellStart"/>
+      <w:r>
+        <w:rPr>
+          <w:rFonts w:ascii="0xProto Nerd Font" w:hAnsi="0xProto Nerd Font"/>
+          <w:color w:val="404040" w:themeColor="text1" w:themeTint="BF"/>
+          <w:sz w:val="16"/>
+          <w:szCs w:val="16"/>
+        </w:rPr>
+        <w:t>logrotate</w:t>
+      </w:r>
+      <w:proofErr w:type="spellEnd"/>
+      <w:r>
+        <w:rPr>
+          <w:rFonts w:ascii="0xProto Nerd Font" w:hAnsi="0xProto Nerd Font"/>
+          <w:color w:val="404040" w:themeColor="text1" w:themeTint="BF"/>
+          <w:sz w:val="16"/>
+          <w:szCs w:val="16"/>
+        </w:rPr>
+        <w:t xml:space="preserve"> \</w:t>
+      </w:r>
+    </w:p>
+    <w:p>
+      <w:pPr>
+        <w:rPr>
+          <w:rFonts w:ascii="0xProto Nerd Font" w:hAnsi="0xProto Nerd Font"/>
+          <w:color w:val="404040" w:themeColor="text1" w:themeTint="BF"/>
+          <w:sz w:val="16"/>
+          <w:szCs w:val="16"/>
+        </w:rPr>
+      </w:pPr>
+      <w:r>
+        <w:rPr>
+          <w:rFonts w:ascii="0xProto Nerd Font" w:hAnsi="0xProto Nerd Font"/>
+          <w:color w:val="404040" w:themeColor="text1" w:themeTint="BF"/>
+          <w:sz w:val="16"/>
+          <w:szCs w:val="16"/>
+        </w:rPr>
+        <w:t xml:space="preserve">                  docker-</w:t>
+      </w:r>
+      <w:proofErr w:type="spellStart"/>
+      <w:r>
+        <w:rPr>
+          <w:rFonts w:ascii="0xProto Nerd Font" w:hAnsi="0xProto Nerd Font"/>
+          <w:color w:val="404040" w:themeColor="text1" w:themeTint="BF"/>
+          <w:sz w:val="16"/>
+          <w:szCs w:val="16"/>
+        </w:rPr>
+        <w:t>logrotate</w:t>
+      </w:r>
+      <w:proofErr w:type="spellEnd"/>
+      <w:r>
+        <w:rPr>
+          <w:rFonts w:ascii="0xProto Nerd Font" w:hAnsi="0xProto Nerd Font"/>
+          <w:color w:val="404040" w:themeColor="text1" w:themeTint="BF"/>
+          <w:sz w:val="16"/>
+          <w:szCs w:val="16"/>
+        </w:rPr>
+        <w:t xml:space="preserve"> \</w:t>
+      </w:r>
+    </w:p>
+    <w:p>
+      <w:pPr>
+        <w:rPr>
+          <w:rFonts w:ascii="0xProto Nerd Font" w:hAnsi="0xProto Nerd Font"/>
+          <w:color w:val="404040" w:themeColor="text1" w:themeTint="BF"/>
+          <w:sz w:val="16"/>
+          <w:szCs w:val="16"/>
+        </w:rPr>
+      </w:pPr>
+      <w:r>
+        <w:rPr>
+          <w:rFonts w:ascii="0xProto Nerd Font" w:hAnsi="0xProto Nerd Font"/>
+          <w:color w:val="404040" w:themeColor="text1" w:themeTint="BF"/>
+          <w:sz w:val="16"/>
+          <w:szCs w:val="16"/>
+        </w:rPr>
+        <w:t xml:space="preserve">                  docker-engine</w:t>
+      </w:r>
+    </w:p>
+    <w:p>
+      <w:pPr>
+        <w:rPr>
+          <w:rFonts w:ascii="0xProto Nerd Font" w:hAnsi="0xProto Nerd Font"/>
+          <w:color w:val="404040" w:themeColor="text1" w:themeTint="BF"/>
+          <w:sz w:val="16"/>
+          <w:szCs w:val="16"/>
+        </w:rPr>
+      </w:pPr>
+    </w:p>
+    <w:p>
+      <w:pPr>
+        <w:rPr>
+          <w:rFonts w:ascii="0xProto Nerd Font" w:hAnsi="0xProto Nerd Font"/>
+          <w:color w:val="404040" w:themeColor="text1" w:themeTint="BF"/>
+          <w:sz w:val="16"/>
+          <w:szCs w:val="16"/>
+        </w:rPr>
+      </w:pPr>
+      <w:r>
+        <w:rPr>
+          <w:rFonts w:ascii="0xProto Nerd Font" w:hAnsi="0xProto Nerd Font"/>
+          <w:color w:val="00B050"/>
+          <w:sz w:val="16"/>
+          <w:szCs w:val="16"/>
+        </w:rPr>
+        <w:t>└─▪</w:t>
+      </w:r>
+      <w:r>
+        <w:rPr>
+          <w:rFonts w:ascii="0xProto Nerd Font" w:hAnsi="0xProto Nerd Font"/>
+          <w:color w:val="404040" w:themeColor="text1" w:themeTint="BF"/>
+          <w:sz w:val="16"/>
+          <w:szCs w:val="16"/>
+        </w:rPr>
+        <w:t xml:space="preserve"> sudo </w:t>
+      </w:r>
+      <w:proofErr w:type="spellStart"/>
+      <w:r>
+        <w:rPr>
+          <w:rFonts w:ascii="0xProto Nerd Font" w:hAnsi="0xProto Nerd Font"/>
+          <w:color w:val="404040" w:themeColor="text1" w:themeTint="BF"/>
+          <w:sz w:val="16"/>
+          <w:szCs w:val="16"/>
+        </w:rPr>
+        <w:t>dnf</w:t>
+      </w:r>
+      <w:proofErr w:type="spellEnd"/>
+      <w:r>
+        <w:rPr>
+          <w:rFonts w:ascii="0xProto Nerd Font" w:hAnsi="0xProto Nerd Font"/>
+          <w:color w:val="404040" w:themeColor="text1" w:themeTint="BF"/>
+          <w:sz w:val="16"/>
+          <w:szCs w:val="16"/>
+        </w:rPr>
+        <w:t xml:space="preserve"> -y install </w:t>
+      </w:r>
+      <w:proofErr w:type="spellStart"/>
+      <w:r>
+        <w:rPr>
+          <w:rFonts w:ascii="0xProto Nerd Font" w:hAnsi="0xProto Nerd Font"/>
+          <w:color w:val="404040" w:themeColor="text1" w:themeTint="BF"/>
+          <w:sz w:val="16"/>
+          <w:szCs w:val="16"/>
+        </w:rPr>
+        <w:t>dnf</w:t>
+      </w:r>
+      <w:proofErr w:type="spellEnd"/>
+      <w:r>
+        <w:rPr>
+          <w:rFonts w:ascii="0xProto Nerd Font" w:hAnsi="0xProto Nerd Font"/>
+          <w:color w:val="404040" w:themeColor="text1" w:themeTint="BF"/>
+          <w:sz w:val="16"/>
+          <w:szCs w:val="16"/>
+        </w:rPr>
+        <w:t>-plugins-core</w:t>
+      </w:r>
+    </w:p>
+    <w:p>
+      <w:pPr>
+        <w:rPr>
+          <w:rFonts w:ascii="0xProto Nerd Font" w:hAnsi="0xProto Nerd Font"/>
+          <w:color w:val="404040" w:themeColor="text1" w:themeTint="BF"/>
+          <w:sz w:val="16"/>
+          <w:szCs w:val="16"/>
+        </w:rPr>
+      </w:pPr>
+    </w:p>
+    <w:p>
+      <w:pPr>
+        <w:rPr>
+          <w:rFonts w:ascii="0xProto Nerd Font" w:hAnsi="0xProto Nerd Font"/>
+          <w:color w:val="404040" w:themeColor="text1" w:themeTint="BF"/>
+          <w:sz w:val="16"/>
+          <w:szCs w:val="16"/>
+        </w:rPr>
+      </w:pPr>
+      <w:r>
+        <w:rPr>
+          <w:rFonts w:ascii="0xProto Nerd Font" w:hAnsi="0xProto Nerd Font"/>
+          <w:color w:val="00B050"/>
+          <w:sz w:val="16"/>
+          <w:szCs w:val="16"/>
+        </w:rPr>
+        <w:t>└─▪</w:t>
+      </w:r>
+      <w:r>
+        <w:rPr>
+          <w:rFonts w:ascii="0xProto Nerd Font" w:hAnsi="0xProto Nerd Font"/>
+          <w:color w:val="404040" w:themeColor="text1" w:themeTint="BF"/>
+          <w:sz w:val="16"/>
+          <w:szCs w:val="16"/>
+        </w:rPr>
+        <w:t xml:space="preserve"> sudo </w:t>
+      </w:r>
+      <w:proofErr w:type="spellStart"/>
+      <w:r>
+        <w:rPr>
+          <w:rFonts w:ascii="0xProto Nerd Font" w:hAnsi="0xProto Nerd Font"/>
+          <w:color w:val="404040" w:themeColor="text1" w:themeTint="BF"/>
+          <w:sz w:val="16"/>
+          <w:szCs w:val="16"/>
+        </w:rPr>
+        <w:t>dnf</w:t>
+      </w:r>
+      <w:proofErr w:type="spellEnd"/>
+      <w:r>
+        <w:rPr>
+          <w:rFonts w:ascii="0xProto Nerd Font" w:hAnsi="0xProto Nerd Font"/>
+          <w:color w:val="404040" w:themeColor="text1" w:themeTint="BF"/>
+          <w:sz w:val="16"/>
+          <w:szCs w:val="16"/>
+        </w:rPr>
+        <w:t xml:space="preserve"> config-manager --add-repo https://download.docker.com/linux/centos/docker-ce.repo</w:t>
+      </w:r>
+    </w:p>
+    <w:p>
+      <w:pPr>
+        <w:rPr>
+          <w:rFonts w:ascii="0xProto Nerd Font" w:hAnsi="0xProto Nerd Font"/>
+          <w:color w:val="404040" w:themeColor="text1" w:themeTint="BF"/>
+          <w:sz w:val="16"/>
+          <w:szCs w:val="16"/>
+        </w:rPr>
+      </w:pPr>
+    </w:p>
+    <w:p>
+      <w:pPr>
+        <w:rPr>
+          <w:rFonts w:ascii="0xProto Nerd Font" w:hAnsi="0xProto Nerd Font"/>
+          <w:color w:val="404040" w:themeColor="text1" w:themeTint="BF"/>
+          <w:sz w:val="16"/>
+          <w:szCs w:val="16"/>
+        </w:rPr>
+      </w:pPr>
+      <w:r>
+        <w:rPr>
+          <w:rFonts w:ascii="0xProto Nerd Font" w:hAnsi="0xProto Nerd Font"/>
+          <w:color w:val="00B050"/>
+          <w:sz w:val="16"/>
+          <w:szCs w:val="16"/>
+        </w:rPr>
+        <w:t>└─▪</w:t>
+      </w:r>
+      <w:r>
+        <w:rPr>
+          <w:rFonts w:ascii="0xProto Nerd Font" w:hAnsi="0xProto Nerd Font"/>
+          <w:color w:val="404040" w:themeColor="text1" w:themeTint="BF"/>
+          <w:sz w:val="16"/>
+          <w:szCs w:val="16"/>
+        </w:rPr>
+        <w:t xml:space="preserve"> sudo </w:t>
+      </w:r>
+      <w:proofErr w:type="spellStart"/>
+      <w:r>
+        <w:rPr>
+          <w:rFonts w:ascii="0xProto Nerd Font" w:hAnsi="0xProto Nerd Font"/>
+          <w:color w:val="404040" w:themeColor="text1" w:themeTint="BF"/>
+          <w:sz w:val="16"/>
+          <w:szCs w:val="16"/>
+        </w:rPr>
+        <w:t>dnf</w:t>
+      </w:r>
+      <w:proofErr w:type="spellEnd"/>
+      <w:r>
+        <w:rPr>
+          <w:rFonts w:ascii="0xProto Nerd Font" w:hAnsi="0xProto Nerd Font"/>
+          <w:color w:val="404040" w:themeColor="text1" w:themeTint="BF"/>
+          <w:sz w:val="16"/>
+          <w:szCs w:val="16"/>
+        </w:rPr>
+        <w:t xml:space="preserve"> install docker-</w:t>
+      </w:r>
+      <w:proofErr w:type="spellStart"/>
+      <w:r>
+        <w:rPr>
+          <w:rFonts w:ascii="0xProto Nerd Font" w:hAnsi="0xProto Nerd Font"/>
+          <w:color w:val="404040" w:themeColor="text1" w:themeTint="BF"/>
+          <w:sz w:val="16"/>
+          <w:szCs w:val="16"/>
+        </w:rPr>
+        <w:t>ce</w:t>
+      </w:r>
+      <w:proofErr w:type="spellEnd"/>
+      <w:r>
+        <w:rPr>
+          <w:rFonts w:ascii="0xProto Nerd Font" w:hAnsi="0xProto Nerd Font"/>
+          <w:color w:val="404040" w:themeColor="text1" w:themeTint="BF"/>
+          <w:sz w:val="16"/>
+          <w:szCs w:val="16"/>
+        </w:rPr>
+        <w:t xml:space="preserve"> docker-</w:t>
+      </w:r>
+      <w:proofErr w:type="spellStart"/>
+      <w:r>
+        <w:rPr>
+          <w:rFonts w:ascii="0xProto Nerd Font" w:hAnsi="0xProto Nerd Font"/>
+          <w:color w:val="404040" w:themeColor="text1" w:themeTint="BF"/>
+          <w:sz w:val="16"/>
+          <w:szCs w:val="16"/>
+        </w:rPr>
+        <w:t>ce</w:t>
+      </w:r>
+      <w:proofErr w:type="spellEnd"/>
+      <w:r>
+        <w:rPr>
+          <w:rFonts w:ascii="0xProto Nerd Font" w:hAnsi="0xProto Nerd Font"/>
+          <w:color w:val="404040" w:themeColor="text1" w:themeTint="BF"/>
+          <w:sz w:val="16"/>
+          <w:szCs w:val="16"/>
+        </w:rPr>
+        <w:t>-cli containerd.io docker-</w:t>
+      </w:r>
+      <w:proofErr w:type="spellStart"/>
+      <w:r>
+        <w:rPr>
+          <w:rFonts w:ascii="0xProto Nerd Font" w:hAnsi="0xProto Nerd Font"/>
+          <w:color w:val="404040" w:themeColor="text1" w:themeTint="BF"/>
+          <w:sz w:val="16"/>
+          <w:szCs w:val="16"/>
+        </w:rPr>
+        <w:t>buildx</w:t>
+      </w:r>
+      <w:proofErr w:type="spellEnd"/>
+      <w:r>
+        <w:rPr>
+          <w:rFonts w:ascii="0xProto Nerd Font" w:hAnsi="0xProto Nerd Font"/>
+          <w:color w:val="404040" w:themeColor="text1" w:themeTint="BF"/>
+          <w:sz w:val="16"/>
+          <w:szCs w:val="16"/>
+        </w:rPr>
+        <w:t>-plugin docker-compose-plugin</w:t>
+      </w:r>
+    </w:p>
+    <w:p>
+      <w:pPr>
+        <w:rPr>
+          <w:rFonts w:ascii="0xProto Nerd Font" w:hAnsi="0xProto Nerd Font"/>
+          <w:color w:val="404040" w:themeColor="text1" w:themeTint="BF"/>
+          <w:sz w:val="16"/>
+          <w:szCs w:val="16"/>
+        </w:rPr>
+      </w:pPr>
+    </w:p>
+    <w:p>
+      <w:pPr>
+        <w:rPr>
+          <w:rFonts w:ascii="0xProto Nerd Font" w:hAnsi="0xProto Nerd Font"/>
+          <w:color w:val="404040" w:themeColor="text1" w:themeTint="BF"/>
+          <w:sz w:val="16"/>
+          <w:szCs w:val="16"/>
+        </w:rPr>
+      </w:pPr>
+      <w:r>
+        <w:rPr>
+          <w:rFonts w:ascii="0xProto Nerd Font" w:hAnsi="0xProto Nerd Font"/>
+          <w:color w:val="00B050"/>
+          <w:sz w:val="16"/>
+          <w:szCs w:val="16"/>
+        </w:rPr>
+        <w:t>└─▪</w:t>
+      </w:r>
+      <w:r>
+        <w:rPr>
+          <w:rFonts w:ascii="0xProto Nerd Font" w:hAnsi="0xProto Nerd Font"/>
+          <w:color w:val="404040" w:themeColor="text1" w:themeTint="BF"/>
+          <w:sz w:val="16"/>
+          <w:szCs w:val="16"/>
+        </w:rPr>
+        <w:t xml:space="preserve"> sudo systemctl enable --now docker</w:t>
+      </w:r>
+    </w:p>
+    <w:p>
+      <w:pPr>
+        <w:rPr>
+          <w:rFonts w:ascii="0xProto Nerd Font" w:hAnsi="0xProto Nerd Font"/>
+          <w:color w:val="404040" w:themeColor="text1" w:themeTint="BF"/>
+          <w:sz w:val="16"/>
+          <w:szCs w:val="16"/>
+        </w:rPr>
+      </w:pPr>
+    </w:p>
+    <w:p>
+      <w:pPr>
+        <w:rPr>
+          <w:rFonts w:ascii="0xProto Nerd Font" w:hAnsi="0xProto Nerd Font"/>
+          <w:color w:val="404040" w:themeColor="text1" w:themeTint="BF"/>
+          <w:sz w:val="16"/>
+          <w:szCs w:val="16"/>
+        </w:rPr>
+      </w:pPr>
+    </w:p>
+    <w:p>
+      <w:pPr>
+        <w:rPr>
+          <w:rFonts w:ascii="0xProto Nerd Font" w:hAnsi="0xProto Nerd Font"/>
+          <w:color w:val="404040" w:themeColor="text1" w:themeTint="BF"/>
+          <w:sz w:val="16"/>
+          <w:szCs w:val="16"/>
+        </w:rPr>
+      </w:pPr>
+      <w:r>
+        <w:rPr>
+          <w:rFonts w:ascii="0xProto Nerd Font" w:hAnsi="0xProto Nerd Font"/>
+          <w:color w:val="00B050"/>
+          <w:sz w:val="16"/>
+          <w:szCs w:val="16"/>
+        </w:rPr>
+        <w:t>└─▪</w:t>
+      </w:r>
+      <w:r>
+        <w:rPr>
+          <w:rFonts w:ascii="0xProto Nerd Font" w:hAnsi="0xProto Nerd Font"/>
+          <w:color w:val="404040" w:themeColor="text1" w:themeTint="BF"/>
+          <w:sz w:val="16"/>
+          <w:szCs w:val="16"/>
+        </w:rPr>
+        <w:t xml:space="preserve"> sudo </w:t>
+      </w:r>
+      <w:proofErr w:type="spellStart"/>
+      <w:r>
+        <w:rPr>
+          <w:rFonts w:ascii="0xProto Nerd Font" w:hAnsi="0xProto Nerd Font"/>
+          <w:color w:val="404040" w:themeColor="text1" w:themeTint="BF"/>
+          <w:sz w:val="16"/>
+          <w:szCs w:val="16"/>
+        </w:rPr>
+        <w:t>groupadd</w:t>
+      </w:r>
+      <w:proofErr w:type="spellEnd"/>
+      <w:r>
+        <w:rPr>
+          <w:rFonts w:ascii="0xProto Nerd Font" w:hAnsi="0xProto Nerd Font"/>
+          <w:color w:val="404040" w:themeColor="text1" w:themeTint="BF"/>
+          <w:sz w:val="16"/>
+          <w:szCs w:val="16"/>
+        </w:rPr>
+        <w:t xml:space="preserve"> docker</w:t>
+      </w:r>
+    </w:p>
+    <w:p>
+      <w:pPr>
+        <w:rPr>
+          <w:rFonts w:ascii="0xProto Nerd Font" w:hAnsi="0xProto Nerd Font"/>
+          <w:color w:val="404040" w:themeColor="text1" w:themeTint="BF"/>
+          <w:sz w:val="16"/>
+          <w:szCs w:val="16"/>
+        </w:rPr>
+      </w:pPr>
+    </w:p>
+    <w:p>
+      <w:pPr>
+        <w:rPr>
+          <w:rFonts w:ascii="0xProto Nerd Font" w:hAnsi="0xProto Nerd Font"/>
+          <w:color w:val="404040" w:themeColor="text1" w:themeTint="BF"/>
+          <w:sz w:val="16"/>
+          <w:szCs w:val="16"/>
+        </w:rPr>
+      </w:pPr>
+      <w:r>
+        <w:rPr>
+          <w:rFonts w:ascii="0xProto Nerd Font" w:hAnsi="0xProto Nerd Font"/>
+          <w:color w:val="00B050"/>
+          <w:sz w:val="16"/>
+          <w:szCs w:val="16"/>
+        </w:rPr>
+        <w:t>└─▪</w:t>
+      </w:r>
+      <w:r>
+        <w:rPr>
+          <w:rFonts w:ascii="0xProto Nerd Font" w:hAnsi="0xProto Nerd Font"/>
+          <w:color w:val="404040" w:themeColor="text1" w:themeTint="BF"/>
+          <w:sz w:val="16"/>
+          <w:szCs w:val="16"/>
+        </w:rPr>
+        <w:t xml:space="preserve"> sudo </w:t>
+      </w:r>
+      <w:proofErr w:type="spellStart"/>
+      <w:r>
+        <w:rPr>
+          <w:rFonts w:ascii="0xProto Nerd Font" w:hAnsi="0xProto Nerd Font"/>
+          <w:color w:val="404040" w:themeColor="text1" w:themeTint="BF"/>
+          <w:sz w:val="16"/>
+          <w:szCs w:val="16"/>
+        </w:rPr>
+        <w:t>usermod</w:t>
+      </w:r>
+      <w:proofErr w:type="spellEnd"/>
+      <w:r>
+        <w:rPr>
+          <w:rFonts w:ascii="0xProto Nerd Font" w:hAnsi="0xProto Nerd Font"/>
+          <w:color w:val="404040" w:themeColor="text1" w:themeTint="BF"/>
+          <w:sz w:val="16"/>
+          <w:szCs w:val="16"/>
+        </w:rPr>
+        <w:t xml:space="preserve"> -</w:t>
+      </w:r>
+      <w:proofErr w:type="spellStart"/>
+      <w:r>
+        <w:rPr>
+          <w:rFonts w:ascii="0xProto Nerd Font" w:hAnsi="0xProto Nerd Font"/>
+          <w:color w:val="404040" w:themeColor="text1" w:themeTint="BF"/>
+          <w:sz w:val="16"/>
+          <w:szCs w:val="16"/>
+        </w:rPr>
+        <w:t>aG</w:t>
+      </w:r>
+      <w:proofErr w:type="spellEnd"/>
+      <w:r>
+        <w:rPr>
+          <w:rFonts w:ascii="0xProto Nerd Font" w:hAnsi="0xProto Nerd Font"/>
+          <w:color w:val="404040" w:themeColor="text1" w:themeTint="BF"/>
+          <w:sz w:val="16"/>
+          <w:szCs w:val="16"/>
+        </w:rPr>
+        <w:t xml:space="preserve"> docker $USER</w:t>
+      </w:r>
+    </w:p>
+    <w:p>
+      <w:pPr>
+        <w:rPr>
+          <w:rFonts w:ascii="0xProto Nerd Font" w:hAnsi="0xProto Nerd Font"/>
+          <w:color w:val="404040" w:themeColor="text1" w:themeTint="BF"/>
+          <w:sz w:val="16"/>
+          <w:szCs w:val="16"/>
+        </w:rPr>
+      </w:pPr>
+    </w:p>
+    <w:p>
+      <w:pPr>
+        <w:rPr>
+          <w:rFonts w:ascii="0xProto Nerd Font" w:hAnsi="0xProto Nerd Font"/>
+          <w:color w:val="404040" w:themeColor="text1" w:themeTint="BF"/>
+          <w:sz w:val="16"/>
+          <w:szCs w:val="16"/>
+        </w:rPr>
+      </w:pPr>
+      <w:r>
+        <w:rPr>
+          <w:rFonts w:ascii="0xProto Nerd Font" w:hAnsi="0xProto Nerd Font"/>
+          <w:color w:val="00B050"/>
+          <w:sz w:val="16"/>
+          <w:szCs w:val="16"/>
+        </w:rPr>
+        <w:t>└─▪</w:t>
+      </w:r>
+      <w:r>
+        <w:rPr>
+          <w:rFonts w:ascii="0xProto Nerd Font" w:hAnsi="0xProto Nerd Font"/>
           <w:color w:val="404040" w:themeColor="text1" w:themeTint="BF"/>
           <w:sz w:val="16"/>
           <w:szCs w:val="16"/>
         </w:rPr>
         <w:t xml:space="preserve"> </w:t>
       </w:r>
-      <w:r>
-        <w:rPr>
-          <w:rFonts w:ascii="0xProto Nerd Font" w:hAnsi="0xProto Nerd Font" w:cs="Google Sans"/>
-          <w:color w:val="404040" w:themeColor="text1" w:themeTint="BF"/>
-          <w:sz w:val="16"/>
-          <w:szCs w:val="16"/>
-        </w:rPr>
-        <w:t>docker-client</w:t>
-      </w:r>
-      <w:r>
-        <w:rPr>
-          <w:rFonts w:ascii="0xProto Nerd Font" w:hAnsi="0xProto Nerd Font" w:cs="Google Sans"/>
-          <w:color w:val="404040" w:themeColor="text1" w:themeTint="BF"/>
-          <w:sz w:val="16"/>
-          <w:szCs w:val="16"/>
-        </w:rPr>
-        <w:t xml:space="preserve"> </w:t>
-      </w:r>
-      <w:r>
-        <w:rPr>
-          <w:rFonts w:ascii="0xProto Nerd Font" w:hAnsi="0xProto Nerd Font" w:cs="Google Sans"/>
-          <w:color w:val="404040" w:themeColor="text1" w:themeTint="BF"/>
-          <w:sz w:val="16"/>
-          <w:szCs w:val="16"/>
-        </w:rPr>
-        <w:t>docker-client-latest</w:t>
-      </w:r>
-      <w:r>
-        <w:rPr>
-          <w:rFonts w:ascii="0xProto Nerd Font" w:hAnsi="0xProto Nerd Font" w:cs="Google Sans"/>
-          <w:color w:val="404040" w:themeColor="text1" w:themeTint="BF"/>
-          <w:sz w:val="16"/>
-          <w:szCs w:val="16"/>
-        </w:rPr>
-        <w:t xml:space="preserve"> </w:t>
-      </w:r>
-      <w:r>
-        <w:rPr>
-          <w:rFonts w:ascii="0xProto Nerd Font" w:hAnsi="0xProto Nerd Font" w:cs="Google Sans"/>
-          <w:color w:val="404040" w:themeColor="text1" w:themeTint="BF"/>
-          <w:sz w:val="16"/>
-          <w:szCs w:val="16"/>
-        </w:rPr>
-        <w:t>docker-common</w:t>
-      </w:r>
-      <w:r>
-        <w:rPr>
-          <w:rFonts w:ascii="0xProto Nerd Font" w:hAnsi="0xProto Nerd Font" w:cs="Google Sans"/>
-          <w:color w:val="404040" w:themeColor="text1" w:themeTint="BF"/>
-          <w:sz w:val="16"/>
-          <w:szCs w:val="16"/>
-        </w:rPr>
-        <w:t xml:space="preserve"> </w:t>
-      </w:r>
-      <w:r>
-        <w:rPr>
-          <w:rFonts w:ascii="0xProto Nerd Font" w:hAnsi="0xProto Nerd Font" w:cs="Google Sans"/>
-          <w:color w:val="404040" w:themeColor="text1" w:themeTint="BF"/>
-          <w:sz w:val="16"/>
-          <w:szCs w:val="16"/>
-        </w:rPr>
-        <w:t>docker-latest</w:t>
-      </w:r>
-      <w:r>
-        <w:rPr>
-          <w:rFonts w:ascii="0xProto Nerd Font" w:hAnsi="0xProto Nerd Font" w:cs="Google Sans"/>
-          <w:color w:val="404040" w:themeColor="text1" w:themeTint="BF"/>
-          <w:sz w:val="16"/>
-          <w:szCs w:val="16"/>
-        </w:rPr>
-        <w:t xml:space="preserve"> </w:t>
-      </w:r>
-      <w:r>
-        <w:rPr>
-          <w:rFonts w:ascii="0xProto Nerd Font" w:hAnsi="0xProto Nerd Font" w:cs="Google Sans"/>
-          <w:color w:val="404040" w:themeColor="text1" w:themeTint="BF"/>
-          <w:sz w:val="16"/>
-          <w:szCs w:val="16"/>
-        </w:rPr>
-        <w:t>docker-latest-logrotate</w:t>
-      </w:r>
-      <w:r>
-        <w:rPr>
-          <w:rFonts w:ascii="0xProto Nerd Font" w:hAnsi="0xProto Nerd Font" w:cs="Google Sans"/>
-          <w:color w:val="404040" w:themeColor="text1" w:themeTint="BF"/>
-          <w:sz w:val="16"/>
-          <w:szCs w:val="16"/>
-        </w:rPr>
-        <w:t xml:space="preserve"> </w:t>
-      </w:r>
-      <w:r>
-        <w:rPr>
-          <w:rFonts w:ascii="0xProto Nerd Font" w:hAnsi="0xProto Nerd Font" w:cs="Google Sans"/>
-          <w:color w:val="404040" w:themeColor="text1" w:themeTint="BF"/>
-          <w:sz w:val="16"/>
-          <w:szCs w:val="16"/>
-        </w:rPr>
-        <w:t>docker-logrotate</w:t>
-      </w:r>
-      <w:r>
-        <w:rPr>
-          <w:rFonts w:ascii="0xProto Nerd Font" w:hAnsi="0xProto Nerd Font" w:cs="Google Sans"/>
-          <w:color w:val="404040" w:themeColor="text1" w:themeTint="BF"/>
-          <w:sz w:val="16"/>
-          <w:szCs w:val="16"/>
-        </w:rPr>
-        <w:t xml:space="preserve"> </w:t>
-      </w:r>
-      <w:r>
-        <w:rPr>
-          <w:rFonts w:ascii="0xProto Nerd Font" w:hAnsi="0xProto Nerd Font" w:cs="Google Sans"/>
-          <w:color w:val="404040" w:themeColor="text1" w:themeTint="BF"/>
-          <w:sz w:val="16"/>
-          <w:szCs w:val="16"/>
-        </w:rPr>
-        <w:t>docker-engine</w:t>
-      </w:r>
-    </w:p>
-    <w:p>
-      <w:pPr>
-        <w:rPr>
-          <w:rFonts w:ascii="Google Sans" w:hAnsi="Google Sans" w:cs="Google Sans"/>
-          <w:color w:val="404040" w:themeColor="text1" w:themeTint="BF"/>
-          <w:sz w:val="20"/>
-          <w:szCs w:val="20"/>
-        </w:rPr>
-      </w:pPr>
-    </w:p>
-    <w:p>
-      <w:pPr>
-        <w:rPr>
-          <w:rFonts w:ascii="Google Sans" w:hAnsi="Google Sans" w:cs="Google Sans"/>
-          <w:color w:val="404040" w:themeColor="text1" w:themeTint="BF"/>
-          <w:sz w:val="20"/>
-          <w:szCs w:val="20"/>
-        </w:rPr>
-      </w:pPr>
-      <w:r>
-        <w:rPr>
-          <w:rFonts w:ascii="Google Sans" w:hAnsi="Google Sans" w:cs="Google Sans"/>
-          <w:color w:val="404040" w:themeColor="text1" w:themeTint="BF"/>
-          <w:sz w:val="20"/>
-          <w:szCs w:val="20"/>
-        </w:rPr>
-        <w:t>Set up the repository</w:t>
-      </w:r>
-    </w:p>
-    <w:p>
-      <w:pPr>
-        <w:rPr>
-          <w:rFonts w:ascii="0xProto Nerd Font" w:hAnsi="0xProto Nerd Font" w:cs="Google Sans"/>
-          <w:color w:val="404040" w:themeColor="text1" w:themeTint="BF"/>
-          <w:sz w:val="16"/>
-          <w:szCs w:val="16"/>
-        </w:rPr>
-      </w:pPr>
-      <w:r>
-        <w:rPr>
-          <w:rFonts w:ascii="0xProto Nerd Font" w:hAnsi="0xProto Nerd Font" w:cs="Google Sans"/>
-          <w:color w:val="70AD47" w:themeColor="accent6"/>
-          <w:sz w:val="16"/>
-          <w:szCs w:val="16"/>
-        </w:rPr>
-        <w:t xml:space="preserve">[corporealsoul@corporealsoul-server ~]$ </w:t>
-      </w:r>
-      <w:r>
-        <w:rPr>
-          <w:rFonts w:ascii="0xProto Nerd Font" w:hAnsi="0xProto Nerd Font" w:cs="Google Sans"/>
-          <w:color w:val="404040" w:themeColor="text1" w:themeTint="BF"/>
-          <w:sz w:val="16"/>
-          <w:szCs w:val="16"/>
-        </w:rPr>
-        <w:t>sudo dnf -y install dnf-plugins-core</w:t>
-      </w:r>
-    </w:p>
-    <w:p>
-      <w:pPr>
-        <w:rPr>
-          <w:rFonts w:ascii="0xProto Nerd Font" w:hAnsi="0xProto Nerd Font" w:cs="Google Sans"/>
-          <w:color w:val="404040" w:themeColor="text1" w:themeTint="BF"/>
-          <w:sz w:val="16"/>
-          <w:szCs w:val="16"/>
-        </w:rPr>
-      </w:pPr>
-      <w:r>
-        <w:rPr>
-          <w:rFonts w:ascii="0xProto Nerd Font" w:hAnsi="0xProto Nerd Font" w:cs="Google Sans"/>
-          <w:color w:val="70AD47" w:themeColor="accent6"/>
-          <w:sz w:val="16"/>
-          <w:szCs w:val="16"/>
-        </w:rPr>
-        <w:t xml:space="preserve">[corporealsoul@corporealsoul-server ~]$ </w:t>
-      </w:r>
-      <w:r>
-        <w:rPr>
-          <w:rFonts w:ascii="0xProto Nerd Font" w:hAnsi="0xProto Nerd Font" w:cs="Google Sans"/>
-          <w:color w:val="404040" w:themeColor="text1" w:themeTint="BF"/>
-          <w:sz w:val="16"/>
-          <w:szCs w:val="16"/>
-        </w:rPr>
-        <w:t>sudo dnf config-manager --add-repo </w:t>
-      </w:r>
-      <w:hyperlink r:id="rId8" w:history="1">
-        <w:r>
-          <w:rPr>
-            <w:rStyle w:val="Hyperlink"/>
-            <w:rFonts w:ascii="0xProto Nerd Font" w:hAnsi="0xProto Nerd Font" w:cs="Google Sans"/>
-            <w:color w:val="404040" w:themeColor="text1" w:themeTint="BF"/>
-            <w:sz w:val="16"/>
-            <w:szCs w:val="16"/>
-          </w:rPr>
-          <w:t>https://download.docker.com/linux/centos/docker-ce.repo</w:t>
-        </w:r>
-      </w:hyperlink>
-    </w:p>
-    <w:p>
-      <w:pPr>
-        <w:rPr>
-          <w:rFonts w:ascii="Google Sans" w:hAnsi="Google Sans" w:cs="Google Sans"/>
-          <w:color w:val="404040" w:themeColor="text1" w:themeTint="BF"/>
-          <w:sz w:val="20"/>
-          <w:szCs w:val="20"/>
-        </w:rPr>
-      </w:pPr>
-    </w:p>
-    <w:p>
-      <w:pPr>
-        <w:rPr>
-          <w:rFonts w:ascii="Google Sans" w:hAnsi="Google Sans" w:cs="Google Sans"/>
-          <w:color w:val="404040" w:themeColor="text1" w:themeTint="BF"/>
-          <w:sz w:val="20"/>
-          <w:szCs w:val="20"/>
-        </w:rPr>
-      </w:pPr>
-      <w:r>
-        <w:rPr>
-          <w:rFonts w:ascii="Google Sans" w:hAnsi="Google Sans" w:cs="Google Sans"/>
-          <w:color w:val="404040" w:themeColor="text1" w:themeTint="BF"/>
-          <w:sz w:val="20"/>
-          <w:szCs w:val="20"/>
-        </w:rPr>
-        <w:t>Install the Docker packages.</w:t>
-      </w:r>
-    </w:p>
-    <w:p>
-      <w:pPr>
-        <w:rPr>
-          <w:rFonts w:ascii="0xProto Nerd Font" w:hAnsi="0xProto Nerd Font" w:cs="Google Sans"/>
-          <w:color w:val="404040" w:themeColor="text1" w:themeTint="BF"/>
-          <w:sz w:val="16"/>
-          <w:szCs w:val="16"/>
-        </w:rPr>
-      </w:pPr>
-      <w:r>
-        <w:rPr>
-          <w:rFonts w:ascii="0xProto Nerd Font" w:hAnsi="0xProto Nerd Font" w:cs="Google Sans"/>
-          <w:color w:val="70AD47" w:themeColor="accent6"/>
-          <w:sz w:val="16"/>
-          <w:szCs w:val="16"/>
-        </w:rPr>
-        <w:t xml:space="preserve">[corporealsoul@corporealsoul-server ~]$ </w:t>
-      </w:r>
-      <w:r>
-        <w:rPr>
-          <w:rFonts w:ascii="0xProto Nerd Font" w:hAnsi="0xProto Nerd Font" w:cs="Google Sans"/>
-          <w:color w:val="404040" w:themeColor="text1" w:themeTint="BF"/>
-          <w:sz w:val="16"/>
-          <w:szCs w:val="16"/>
-        </w:rPr>
-        <w:t>sudo dnf install docker-ce docker-ce-cli containerd.io docker-buildx-plugin docker-compose-plugin</w:t>
-      </w:r>
-    </w:p>
-    <w:p>
-      <w:pPr>
-        <w:rPr>
-          <w:rFonts w:ascii="Google Sans" w:hAnsi="Google Sans" w:cs="Google Sans"/>
-          <w:color w:val="404040" w:themeColor="text1" w:themeTint="BF"/>
-          <w:sz w:val="20"/>
-          <w:szCs w:val="20"/>
-        </w:rPr>
-      </w:pPr>
-    </w:p>
-    <w:p>
-      <w:pPr>
-        <w:rPr>
-          <w:rFonts w:ascii="Google Sans" w:hAnsi="Google Sans" w:cs="Google Sans"/>
-          <w:color w:val="404040" w:themeColor="text1" w:themeTint="BF"/>
-          <w:sz w:val="20"/>
-          <w:szCs w:val="20"/>
-        </w:rPr>
-      </w:pPr>
-      <w:r>
-        <w:rPr>
-          <w:rFonts w:ascii="Google Sans" w:hAnsi="Google Sans" w:cs="Google Sans"/>
-          <w:color w:val="404040" w:themeColor="text1" w:themeTint="BF"/>
-          <w:sz w:val="20"/>
-          <w:szCs w:val="20"/>
-        </w:rPr>
-        <w:t>Start Docker Engine.</w:t>
-      </w:r>
-    </w:p>
-    <w:p>
-      <w:pPr>
-        <w:rPr>
-          <w:rFonts w:ascii="0xProto Nerd Font" w:hAnsi="0xProto Nerd Font" w:cs="Google Sans"/>
-          <w:color w:val="404040" w:themeColor="text1" w:themeTint="BF"/>
-          <w:sz w:val="16"/>
-          <w:szCs w:val="16"/>
-        </w:rPr>
-      </w:pPr>
-      <w:r>
-        <w:rPr>
-          <w:rFonts w:ascii="0xProto Nerd Font" w:hAnsi="0xProto Nerd Font" w:cs="Google Sans"/>
-          <w:color w:val="70AD47" w:themeColor="accent6"/>
-          <w:sz w:val="16"/>
-          <w:szCs w:val="16"/>
-        </w:rPr>
-        <w:t xml:space="preserve">[corporealsoul@corporealsoul-server ~]$ </w:t>
-      </w:r>
-      <w:r>
-        <w:rPr>
-          <w:rFonts w:ascii="0xProto Nerd Font" w:hAnsi="0xProto Nerd Font" w:cs="Google Sans"/>
-          <w:color w:val="404040" w:themeColor="text1" w:themeTint="BF"/>
-          <w:sz w:val="16"/>
-          <w:szCs w:val="16"/>
-        </w:rPr>
-        <w:t>sudo systemctl enable --now docker</w:t>
-      </w:r>
-    </w:p>
-    <w:p>
-      <w:pPr>
-        <w:rPr>
-          <w:rFonts w:ascii="Google Sans" w:hAnsi="Google Sans" w:cs="Google Sans"/>
-          <w:color w:val="404040" w:themeColor="text1" w:themeTint="BF"/>
-          <w:sz w:val="20"/>
-          <w:szCs w:val="20"/>
-        </w:rPr>
-      </w:pPr>
-    </w:p>
-    <w:p>
-      <w:pPr>
-        <w:rPr>
-          <w:rFonts w:ascii="Google Sans" w:hAnsi="Google Sans" w:cs="Google Sans"/>
-          <w:color w:val="404040" w:themeColor="text1" w:themeTint="BF"/>
-          <w:sz w:val="20"/>
-          <w:szCs w:val="20"/>
-        </w:rPr>
-      </w:pPr>
-      <w:r>
-        <w:rPr>
-          <w:rFonts w:ascii="Google Sans" w:hAnsi="Google Sans" w:cs="Google Sans"/>
-          <w:color w:val="404040" w:themeColor="text1" w:themeTint="BF"/>
-          <w:sz w:val="20"/>
-          <w:szCs w:val="20"/>
-        </w:rPr>
-        <w:t>Verify that the installation is successful by running the hello-world image:</w:t>
-      </w:r>
-    </w:p>
-    <w:p>
-      <w:pPr>
-        <w:rPr>
-          <w:rFonts w:ascii="0xProto Nerd Font" w:hAnsi="0xProto Nerd Font" w:cs="Google Sans"/>
-          <w:color w:val="404040" w:themeColor="text1" w:themeTint="BF"/>
-          <w:sz w:val="16"/>
-          <w:szCs w:val="16"/>
-        </w:rPr>
-      </w:pPr>
-      <w:r>
-        <w:rPr>
-          <w:rFonts w:ascii="0xProto Nerd Font" w:hAnsi="0xProto Nerd Font" w:cs="Google Sans"/>
-          <w:color w:val="70AD47" w:themeColor="accent6"/>
-          <w:sz w:val="16"/>
-          <w:szCs w:val="16"/>
-        </w:rPr>
-        <w:t xml:space="preserve">[corporealsoul@corporealsoul-server ~]$ </w:t>
-      </w:r>
-      <w:r>
-        <w:rPr>
-          <w:rFonts w:ascii="0xProto Nerd Font" w:hAnsi="0xProto Nerd Font" w:cs="Google Sans"/>
-          <w:color w:val="404040" w:themeColor="text1" w:themeTint="BF"/>
-          <w:sz w:val="16"/>
-          <w:szCs w:val="16"/>
-        </w:rPr>
-        <w:t>sudo docker run hello-world</w:t>
-      </w:r>
-    </w:p>
-    <w:p>
-      <w:pPr>
-        <w:rPr>
-          <w:rFonts w:ascii="Google Sans" w:hAnsi="Google Sans" w:cs="Google Sans"/>
-          <w:color w:val="404040" w:themeColor="text1" w:themeTint="BF"/>
-          <w:sz w:val="20"/>
-          <w:szCs w:val="20"/>
-        </w:rPr>
-      </w:pPr>
-    </w:p>
-    <w:p>
-      <w:pPr>
-        <w:rPr>
-          <w:rFonts w:ascii="Google Sans" w:hAnsi="Google Sans" w:cs="Google Sans"/>
-          <w:color w:val="404040" w:themeColor="text1" w:themeTint="BF"/>
-          <w:sz w:val="24"/>
-          <w:szCs w:val="24"/>
-        </w:rPr>
-      </w:pPr>
-      <w:r>
-        <w:rPr>
-          <w:rFonts w:ascii="Google Sans" w:hAnsi="Google Sans" w:cs="Google Sans"/>
-          <w:color w:val="404040" w:themeColor="text1" w:themeTint="BF"/>
-          <w:sz w:val="24"/>
-          <w:szCs w:val="24"/>
-        </w:rPr>
-        <w:t>Post-installation steps for Docker Engine</w:t>
-      </w:r>
-    </w:p>
-    <w:p>
-      <w:pPr>
-        <w:rPr>
-          <w:rFonts w:ascii="Google Sans" w:hAnsi="Google Sans" w:cs="Google Sans"/>
-          <w:color w:val="404040" w:themeColor="text1" w:themeTint="BF"/>
-          <w:sz w:val="20"/>
-          <w:szCs w:val="20"/>
-        </w:rPr>
-      </w:pPr>
-      <w:hyperlink r:id="rId9" w:history="1">
-        <w:r>
-          <w:rPr>
-            <w:rStyle w:val="Hyperlink"/>
-            <w:rFonts w:ascii="Google Sans" w:hAnsi="Google Sans" w:cs="Google Sans"/>
-            <w:color w:val="404040" w:themeColor="text1" w:themeTint="BF"/>
-            <w:sz w:val="20"/>
-            <w:szCs w:val="20"/>
-          </w:rPr>
-          <w:t>https://docs.docker.com/engine/install/linux-postinstall/</w:t>
-        </w:r>
-      </w:hyperlink>
-    </w:p>
-    <w:p>
-      <w:pPr>
-        <w:rPr>
-          <w:rFonts w:ascii="Google Sans" w:hAnsi="Google Sans" w:cs="Google Sans"/>
-          <w:color w:val="404040" w:themeColor="text1" w:themeTint="BF"/>
-          <w:sz w:val="20"/>
-          <w:szCs w:val="20"/>
-        </w:rPr>
-      </w:pPr>
-      <w:r>
-        <w:rPr>
-          <w:rFonts w:ascii="Google Sans" w:hAnsi="Google Sans" w:cs="Google Sans"/>
-          <w:color w:val="404040" w:themeColor="text1" w:themeTint="BF"/>
-          <w:sz w:val="20"/>
-          <w:szCs w:val="20"/>
-        </w:rPr>
-        <w:t>Create the docker group.</w:t>
-      </w:r>
-    </w:p>
-    <w:p>
-      <w:pPr>
-        <w:rPr>
-          <w:rFonts w:ascii="0xProto Nerd Font" w:hAnsi="0xProto Nerd Font" w:cs="Google Sans"/>
-          <w:color w:val="404040" w:themeColor="text1" w:themeTint="BF"/>
-          <w:sz w:val="16"/>
-          <w:szCs w:val="16"/>
-        </w:rPr>
-      </w:pPr>
-      <w:r>
-        <w:rPr>
-          <w:rFonts w:ascii="0xProto Nerd Font" w:hAnsi="0xProto Nerd Font" w:cs="Google Sans"/>
-          <w:color w:val="70AD47" w:themeColor="accent6"/>
-          <w:sz w:val="16"/>
-          <w:szCs w:val="16"/>
-        </w:rPr>
-        <w:t xml:space="preserve">[corporealsoul@corporealsoul-server ~]$ </w:t>
-      </w:r>
-      <w:r>
-        <w:rPr>
-          <w:rFonts w:ascii="0xProto Nerd Font" w:hAnsi="0xProto Nerd Font" w:cs="Google Sans"/>
-          <w:color w:val="404040" w:themeColor="text1" w:themeTint="BF"/>
-          <w:sz w:val="16"/>
-          <w:szCs w:val="16"/>
-        </w:rPr>
-        <w:t>sudo groupadd docker</w:t>
-      </w:r>
-    </w:p>
-    <w:p>
-      <w:pPr>
-        <w:rPr>
-          <w:rFonts w:ascii="Google Sans" w:hAnsi="Google Sans" w:cs="Google Sans"/>
-          <w:color w:val="404040" w:themeColor="text1" w:themeTint="BF"/>
-          <w:sz w:val="20"/>
-          <w:szCs w:val="20"/>
-        </w:rPr>
-      </w:pPr>
-    </w:p>
-    <w:p>
-      <w:pPr>
-        <w:rPr>
-          <w:rFonts w:ascii="Google Sans" w:hAnsi="Google Sans" w:cs="Google Sans"/>
-          <w:color w:val="404040" w:themeColor="text1" w:themeTint="BF"/>
-          <w:sz w:val="20"/>
-          <w:szCs w:val="20"/>
-        </w:rPr>
-      </w:pPr>
-      <w:r>
-        <w:rPr>
-          <w:rFonts w:ascii="Google Sans" w:hAnsi="Google Sans" w:cs="Google Sans"/>
-          <w:color w:val="404040" w:themeColor="text1" w:themeTint="BF"/>
-          <w:sz w:val="20"/>
-          <w:szCs w:val="20"/>
-        </w:rPr>
-        <w:t>Add your user to the docker group</w:t>
-      </w:r>
-    </w:p>
-    <w:p>
-      <w:pPr>
-        <w:rPr>
-          <w:rFonts w:ascii="0xProto Nerd Font" w:hAnsi="0xProto Nerd Font" w:cs="Google Sans"/>
-          <w:color w:val="404040" w:themeColor="text1" w:themeTint="BF"/>
-          <w:sz w:val="16"/>
-          <w:szCs w:val="16"/>
-        </w:rPr>
-      </w:pPr>
-      <w:r>
-        <w:rPr>
-          <w:rFonts w:ascii="0xProto Nerd Font" w:hAnsi="0xProto Nerd Font" w:cs="Google Sans"/>
-          <w:color w:val="70AD47" w:themeColor="accent6"/>
-          <w:sz w:val="16"/>
-          <w:szCs w:val="16"/>
-        </w:rPr>
-        <w:t xml:space="preserve">[corporealsoul@corporealsoul-server ~]$ </w:t>
-      </w:r>
-      <w:r>
-        <w:rPr>
-          <w:rFonts w:ascii="0xProto Nerd Font" w:hAnsi="0xProto Nerd Font" w:cs="Google Sans"/>
-          <w:color w:val="404040" w:themeColor="text1" w:themeTint="BF"/>
-          <w:sz w:val="16"/>
-          <w:szCs w:val="16"/>
-        </w:rPr>
-        <w:t>sudo usermod -aG docker $USER</w:t>
-      </w:r>
-    </w:p>
-    <w:p>
-      <w:pPr>
-        <w:rPr>
-          <w:rFonts w:ascii="Google Sans" w:hAnsi="Google Sans" w:cs="Google Sans"/>
-          <w:color w:val="404040" w:themeColor="text1" w:themeTint="BF"/>
-          <w:sz w:val="20"/>
-          <w:szCs w:val="20"/>
-        </w:rPr>
-      </w:pPr>
-    </w:p>
-    <w:p>
-      <w:pPr>
-        <w:rPr>
-          <w:rFonts w:ascii="Google Sans" w:hAnsi="Google Sans" w:cs="Google Sans"/>
-          <w:color w:val="404040" w:themeColor="text1" w:themeTint="BF"/>
-          <w:sz w:val="20"/>
-          <w:szCs w:val="20"/>
-        </w:rPr>
-      </w:pPr>
-      <w:r>
-        <w:rPr>
-          <w:rFonts w:ascii="Google Sans" w:hAnsi="Google Sans" w:cs="Google Sans"/>
-          <w:color w:val="404040" w:themeColor="text1" w:themeTint="BF"/>
-          <w:sz w:val="20"/>
-          <w:szCs w:val="20"/>
-        </w:rPr>
-        <w:t>C</w:t>
-      </w:r>
-      <w:r>
-        <w:rPr>
-          <w:rFonts w:ascii="Google Sans" w:hAnsi="Google Sans" w:cs="Google Sans"/>
-          <w:color w:val="404040" w:themeColor="text1" w:themeTint="BF"/>
-          <w:sz w:val="20"/>
-          <w:szCs w:val="20"/>
-        </w:rPr>
-        <w:t>ommand to activate the changes to groups</w:t>
-      </w:r>
-    </w:p>
-    <w:p>
-      <w:pPr>
-        <w:rPr>
-          <w:rFonts w:ascii="0xProto Nerd Font" w:hAnsi="0xProto Nerd Font" w:cs="Google Sans"/>
-          <w:color w:val="404040" w:themeColor="text1" w:themeTint="BF"/>
-          <w:sz w:val="16"/>
-          <w:szCs w:val="16"/>
-        </w:rPr>
-      </w:pPr>
-      <w:r>
-        <w:rPr>
-          <w:rFonts w:ascii="0xProto Nerd Font" w:hAnsi="0xProto Nerd Font" w:cs="Google Sans"/>
-          <w:color w:val="70AD47" w:themeColor="accent6"/>
-          <w:sz w:val="16"/>
-          <w:szCs w:val="16"/>
-        </w:rPr>
-        <w:t xml:space="preserve">[corporealsoul@corporealsoul-server ~]$ </w:t>
-      </w:r>
-      <w:r>
-        <w:rPr>
-          <w:rFonts w:ascii="0xProto Nerd Font" w:hAnsi="0xProto Nerd Font" w:cs="Google Sans"/>
-          <w:color w:val="404040" w:themeColor="text1" w:themeTint="BF"/>
-          <w:sz w:val="16"/>
-          <w:szCs w:val="16"/>
-        </w:rPr>
-        <w:t>newgrp docker</w:t>
-      </w:r>
-    </w:p>
-    <w:p>
-      <w:pPr>
-        <w:rPr>
-          <w:rFonts w:ascii="Google Sans" w:hAnsi="Google Sans" w:cs="Google Sans"/>
-          <w:color w:val="404040" w:themeColor="text1" w:themeTint="BF"/>
-          <w:sz w:val="20"/>
-          <w:szCs w:val="20"/>
-        </w:rPr>
-      </w:pPr>
-    </w:p>
-    <w:p>
-      <w:pPr>
-        <w:rPr>
-          <w:rFonts w:ascii="Google Sans" w:hAnsi="Google Sans" w:cs="Google Sans"/>
-          <w:color w:val="404040" w:themeColor="text1" w:themeTint="BF"/>
-          <w:sz w:val="20"/>
-          <w:szCs w:val="20"/>
-        </w:rPr>
-      </w:pPr>
-      <w:r>
-        <w:rPr>
-          <w:rFonts w:ascii="Google Sans" w:hAnsi="Google Sans" w:cs="Google Sans"/>
-          <w:color w:val="404040" w:themeColor="text1" w:themeTint="BF"/>
-          <w:sz w:val="20"/>
-          <w:szCs w:val="20"/>
-        </w:rPr>
-        <w:t>Validate</w:t>
-      </w:r>
-      <w:r>
-        <w:rPr>
-          <w:rFonts w:ascii="Google Sans" w:hAnsi="Google Sans" w:cs="Google Sans"/>
-          <w:color w:val="404040" w:themeColor="text1" w:themeTint="BF"/>
-          <w:sz w:val="20"/>
-          <w:szCs w:val="20"/>
-        </w:rPr>
-        <w:t xml:space="preserve"> docker commands without sudo</w:t>
-      </w:r>
-    </w:p>
-    <w:p>
-      <w:pPr>
-        <w:rPr>
-          <w:rFonts w:ascii="0xProto Nerd Font" w:hAnsi="0xProto Nerd Font" w:cs="Google Sans"/>
-          <w:color w:val="404040" w:themeColor="text1" w:themeTint="BF"/>
-          <w:sz w:val="16"/>
-          <w:szCs w:val="16"/>
-        </w:rPr>
-      </w:pPr>
-      <w:r>
-        <w:rPr>
-          <w:rFonts w:ascii="0xProto Nerd Font" w:hAnsi="0xProto Nerd Font" w:cs="Google Sans"/>
-          <w:color w:val="70AD47" w:themeColor="accent6"/>
-          <w:sz w:val="16"/>
-          <w:szCs w:val="16"/>
-        </w:rPr>
-        <w:t xml:space="preserve">[corporealsoul@corporealsoul-server ~]$ </w:t>
-      </w:r>
-      <w:r>
-        <w:rPr>
-          <w:rFonts w:ascii="0xProto Nerd Font" w:hAnsi="0xProto Nerd Font" w:cs="Google Sans"/>
-          <w:color w:val="404040" w:themeColor="text1" w:themeTint="BF"/>
-          <w:sz w:val="16"/>
-          <w:szCs w:val="16"/>
-        </w:rPr>
-        <w:t>docker run hello-world</w:t>
-      </w:r>
+      <w:proofErr w:type="spellStart"/>
+      <w:r>
+        <w:rPr>
+          <w:rFonts w:ascii="0xProto Nerd Font" w:hAnsi="0xProto Nerd Font"/>
+          <w:color w:val="404040" w:themeColor="text1" w:themeTint="BF"/>
+          <w:sz w:val="16"/>
+          <w:szCs w:val="16"/>
+        </w:rPr>
+        <w:t>newgrp</w:t>
+      </w:r>
+      <w:proofErr w:type="spellEnd"/>
+      <w:r>
+        <w:rPr>
+          <w:rFonts w:ascii="0xProto Nerd Font" w:hAnsi="0xProto Nerd Font"/>
+          <w:color w:val="404040" w:themeColor="text1" w:themeTint="BF"/>
+          <w:sz w:val="16"/>
+          <w:szCs w:val="16"/>
+        </w:rPr>
+        <w:t xml:space="preserve"> docker</w:t>
+      </w:r>
+    </w:p>
+    <w:p>
+      <w:pPr>
+        <w:rPr>
+          <w:rFonts w:ascii="0xProto Nerd Font" w:hAnsi="0xProto Nerd Font"/>
+          <w:color w:val="404040" w:themeColor="text1" w:themeTint="BF"/>
+          <w:sz w:val="16"/>
+          <w:szCs w:val="16"/>
+        </w:rPr>
+      </w:pPr>
+    </w:p>
+    <w:p>
+      <w:pPr>
+        <w:rPr>
+          <w:rFonts w:ascii="0xProto Nerd Font" w:hAnsi="0xProto Nerd Font"/>
+          <w:color w:val="404040" w:themeColor="text1" w:themeTint="BF"/>
+          <w:sz w:val="16"/>
+          <w:szCs w:val="16"/>
+        </w:rPr>
+      </w:pPr>
+      <w:r>
+        <w:rPr>
+          <w:rFonts w:ascii="0xProto Nerd Font" w:hAnsi="0xProto Nerd Font"/>
+          <w:color w:val="00B050"/>
+          <w:sz w:val="16"/>
+          <w:szCs w:val="16"/>
+        </w:rPr>
+        <w:t>└─▪</w:t>
+      </w:r>
+      <w:r>
+        <w:rPr>
+          <w:rFonts w:ascii="0xProto Nerd Font" w:hAnsi="0xProto Nerd Font"/>
+          <w:color w:val="404040" w:themeColor="text1" w:themeTint="BF"/>
+          <w:sz w:val="16"/>
+          <w:szCs w:val="16"/>
+        </w:rPr>
+        <w:t xml:space="preserve"> docker run hello-world</w:t>
+      </w:r>
+    </w:p>
+    <w:p>
+      <w:pPr>
+        <w:rPr>
+          <w:rFonts w:ascii="0xProto Nerd Font" w:hAnsi="0xProto Nerd Font"/>
+          <w:color w:val="404040" w:themeColor="text1" w:themeTint="BF"/>
+          <w:sz w:val="18"/>
+          <w:szCs w:val="18"/>
+        </w:rPr>
+      </w:pPr>
     </w:p>
     <w:sectPr>
-      <w:headerReference w:type="default" r:id="rId10"/>
-      <w:footerReference w:type="default" r:id="rId11"/>
+      <w:headerReference w:type="default" r:id="rId7"/>
+      <w:footerReference w:type="default" r:id="rId8"/>
       <w:pgSz w:w="11906" w:h="16838" w:code="9"/>
       <w:pgMar w:top="720" w:right="720" w:bottom="720" w:left="720" w:header="340" w:footer="708" w:gutter="0"/>
       <w:cols w:space="708"/>

--- a/assets/articles/YEAR2026/Containerization-and-Orchestration/Docker/docker-installation-and-configuration.docx
+++ b/assets/articles/YEAR2026/Containerization-and-Orchestration/Docker/docker-installation-and-configuration.docx
@@ -63,6 +63,39 @@
     <w:p>
       <w:pPr>
         <w:rPr>
+          <w:rFonts w:ascii="Google Sans" w:hAnsi="Google Sans" w:cs="Google Sans"/>
+          <w:b/>
+          <w:bCs/>
+          <w:color w:val="404040" w:themeColor="text1" w:themeTint="BF"/>
+          <w:sz w:val="20"/>
+          <w:szCs w:val="20"/>
+        </w:rPr>
+      </w:pPr>
+      <w:r>
+        <w:rPr>
+          <w:rFonts w:ascii="Google Sans" w:hAnsi="Google Sans" w:cs="Google Sans"/>
+          <w:b/>
+          <w:bCs/>
+          <w:color w:val="404040" w:themeColor="text1" w:themeTint="BF"/>
+          <w:sz w:val="20"/>
+          <w:szCs w:val="20"/>
+        </w:rPr>
+        <w:t>Docker Engine installation</w:t>
+      </w:r>
+    </w:p>
+    <w:p>
+      <w:pPr>
+        <w:rPr>
+          <w:rFonts w:ascii="0xProto Nerd Font" w:hAnsi="0xProto Nerd Font"/>
+          <w:color w:val="404040" w:themeColor="text1" w:themeTint="BF"/>
+          <w:sz w:val="18"/>
+          <w:szCs w:val="18"/>
+        </w:rPr>
+      </w:pPr>
+    </w:p>
+    <w:p>
+      <w:pPr>
+        <w:rPr>
           <w:rFonts w:ascii="0xProto Nerd Font" w:hAnsi="0xProto Nerd Font"/>
           <w:color w:val="404040" w:themeColor="text1" w:themeTint="BF"/>
           <w:sz w:val="16"/>
@@ -582,6 +615,39 @@
           <w:szCs w:val="16"/>
         </w:rPr>
       </w:pPr>
+    </w:p>
+    <w:p>
+      <w:pPr>
+        <w:rPr>
+          <w:rFonts w:ascii="0xProto Nerd Font" w:hAnsi="0xProto Nerd Font"/>
+          <w:color w:val="404040" w:themeColor="text1" w:themeTint="BF"/>
+          <w:sz w:val="16"/>
+          <w:szCs w:val="16"/>
+        </w:rPr>
+      </w:pPr>
+    </w:p>
+    <w:p>
+      <w:pPr>
+        <w:rPr>
+          <w:rFonts w:ascii="Google Sans" w:hAnsi="Google Sans" w:cs="Google Sans"/>
+          <w:b/>
+          <w:bCs/>
+          <w:color w:val="404040" w:themeColor="text1" w:themeTint="BF"/>
+          <w:sz w:val="20"/>
+          <w:szCs w:val="20"/>
+        </w:rPr>
+      </w:pPr>
+      <w:r>
+        <w:rPr>
+          <w:rFonts w:ascii="Google Sans" w:hAnsi="Google Sans" w:cs="Google Sans"/>
+          <w:b/>
+          <w:bCs/>
+          <w:color w:val="404040" w:themeColor="text1" w:themeTint="BF"/>
+          <w:sz w:val="20"/>
+          <w:szCs w:val="20"/>
+        </w:rPr>
+        <w:t>Post-installation steps for Docker</w:t>
+      </w:r>
     </w:p>
     <w:p>
       <w:pPr>
@@ -2105,7 +2171,6 @@
   <w:style w:type="character" w:default="1" w:styleId="DefaultParagraphFont">
     <w:name w:val="Default Paragraph Font"/>
     <w:uiPriority w:val="1"/>
-    <w:semiHidden/>
     <w:unhideWhenUsed/>
   </w:style>
   <w:style w:type="table" w:default="1" w:styleId="TableNormal">
